--- a/docs/final_report.docx
+++ b/docs/final_report.docx
@@ -164,7 +164,7 @@
                 <w:sz w:val="20"/>
                 <w:szCs w:val="20"/>
               </w:rPr>
-              <w:t xml:space="preserve">רועי אולמן</w:t>
+              <w:t xml:space="preserve">שקד עקריש</w:t>
             </w:r>
           </w:p>
         </w:tc>

--- a/docs/final_report.docx
+++ b/docs/final_report.docx
@@ -2324,7 +2324,7 @@
                 <w:sz w:val="20"/>
                 <w:szCs w:val="20"/>
               </w:rPr>
-              <w:t>מיטבי</w:t>
+              <w:t xml:space="preserve">מקום שני </w:t>
             </w:r>
             <w:proofErr w:type="spellEnd"/>
             <w:r>
@@ -2333,16 +2333,15 @@
                 <w:sz w:val="20"/>
                 <w:szCs w:val="20"/>
               </w:rPr>
-              <w:t xml:space="preserve"> (CV-AUC=0.9837) — </w:t>
+              <w:t xml:space="preserve"> (CV-AUC=0.9837)</w:t>
             </w:r>
-            <w:proofErr w:type="spellStart"/>
             <w:r>
               <w:rPr>
                 <w:color w:val="000000"/>
                 <w:sz w:val="20"/>
                 <w:szCs w:val="20"/>
               </w:rPr>
-              <w:t>נבחר</w:t>
+              <w:t xml:space="preserve"/>
             </w:r>
             <w:proofErr w:type="spellEnd"/>
           </w:p>
@@ -2767,7 +2766,7 @@
                 <w:sz w:val="20"/>
                 <w:szCs w:val="20"/>
               </w:rPr>
-              <w:t xml:space="preserve">Baseline — </w:t>
+              <w:t xml:space="preserve">מיטבי — נבחר ★ (CV-AUC=0.9889)</w:t>
             </w:r>
             <w:proofErr w:type="spellStart"/>
             <w:r>
@@ -2776,7 +2775,7 @@
                 <w:sz w:val="20"/>
                 <w:szCs w:val="20"/>
               </w:rPr>
-              <w:t>לינארי</w:t>
+              <w:t xml:space="preserve"/>
             </w:r>
             <w:proofErr w:type="spellEnd"/>
             <w:r>
@@ -2785,7 +2784,7 @@
                 <w:sz w:val="20"/>
                 <w:szCs w:val="20"/>
               </w:rPr>
-              <w:t xml:space="preserve">, </w:t>
+              <w:t xml:space="preserve"/>
             </w:r>
             <w:proofErr w:type="spellStart"/>
             <w:r>
@@ -2794,7 +2793,7 @@
                 <w:sz w:val="20"/>
                 <w:szCs w:val="20"/>
               </w:rPr>
-              <w:t>לא</w:t>
+              <w:t/>
             </w:r>
             <w:proofErr w:type="spellEnd"/>
             <w:r>
@@ -2803,7 +2802,7 @@
                 <w:sz w:val="20"/>
                 <w:szCs w:val="20"/>
               </w:rPr>
-              <w:t xml:space="preserve"> </w:t>
+              <w:t xml:space="preserve"/>
             </w:r>
             <w:proofErr w:type="spellStart"/>
             <w:r>
@@ -2812,7 +2811,7 @@
                 <w:sz w:val="20"/>
                 <w:szCs w:val="20"/>
               </w:rPr>
-              <w:t>מספיק</w:t>
+              <w:t xml:space="preserve"/>
             </w:r>
             <w:proofErr w:type="spellEnd"/>
           </w:p>
